--- a/REPORT OF MINI PROJECT.docx
+++ b/REPORT OF MINI PROJECT.docx
@@ -263,7 +263,14 @@
           <w:sz w:val="48"/>
           <w:szCs w:val="48"/>
         </w:rPr>
-        <w:t>SUMBMISSION DATE:</w:t>
+        <w:t>SUBMISSION DATE:</w:t>
+      </w:r>
+      <w:r>
+        <w:rPr>
+          <w:sz w:val="48"/>
+          <w:szCs w:val="48"/>
+        </w:rPr>
+        <w:t>10.12.2025</w:t>
       </w:r>
     </w:p>
     <w:p>
@@ -2273,7 +2280,7 @@
         </w:rPr>
         <w:lastRenderedPageBreak/>
         <w:drawing>
-          <wp:inline distT="0" distB="0" distL="0" distR="0" wp14:anchorId="6EA3542B" wp14:editId="2E52B168">
+          <wp:inline distT="0" distB="0" distL="0" distR="0" wp14:anchorId="6EA3542B" wp14:editId="685E9669">
             <wp:extent cx="5798386" cy="4321136"/>
             <wp:effectExtent l="0" t="0" r="0" b="3810"/>
             <wp:docPr id="1280067816" name="Picture 2"/>
@@ -2571,7 +2578,7 @@
         </w:rPr>
         <w:lastRenderedPageBreak/>
         <w:drawing>
-          <wp:inline distT="0" distB="0" distL="0" distR="0" wp14:anchorId="7318AD58" wp14:editId="32096ACB">
+          <wp:inline distT="0" distB="0" distL="0" distR="0" wp14:anchorId="7318AD58" wp14:editId="671D414A">
             <wp:extent cx="5943600" cy="4263992"/>
             <wp:effectExtent l="0" t="0" r="0" b="3810"/>
             <wp:docPr id="1830444973" name="Picture 6"/>
